--- a/docs/Acesso ao ControlArq.docx
+++ b/docs/Acesso ao ControlArq.docx
@@ -2,7 +2,788 @@
 <file path=word/document.xml><?xml version="1.0" encoding="utf-8"?>
 <w:document xmlns:ve="http://schemas.openxmlformats.org/markup-compatibility/2006" xmlns:o="urn:schemas-microsoft-com:office:office" xmlns:r="http://schemas.openxmlformats.org/officeDocument/2006/relationships" xmlns:m="http://schemas.openxmlformats.org/officeDocument/2006/math" xmlns:v="urn:schemas-microsoft-com:vml" xmlns:wp="http://schemas.openxmlformats.org/drawingml/2006/wordprocessingDrawing" xmlns:w10="urn:schemas-microsoft-com:office:word" xmlns:w="http://schemas.openxmlformats.org/wordprocessingml/2006/main" xmlns:wne="http://schemas.microsoft.com/office/word/2006/wordml">
   <w:body>
-    <w:p/>
+    <w:p>
+      <w:pPr>
+        <w:spacing w:after="0" w:line="240" w:lineRule="auto"/>
+        <w:jc w:val="both"/>
+        <w:rPr>
+          <w:rFonts w:ascii="Calibri" w:hAnsi="Calibri" w:cs="Calibri"/>
+          <w:sz w:val="24"/>
+          <w:szCs w:val="24"/>
+        </w:rPr>
+      </w:pPr>
+      <w:r>
+        <w:rPr>
+          <w:rFonts w:ascii="Calibri" w:hAnsi="Calibri" w:cs="Calibri"/>
+          <w:sz w:val="24"/>
+          <w:szCs w:val="24"/>
+        </w:rPr>
+        <w:t>Reiniciar o chat em outra LLM ou na mesma:</w:t>
+      </w:r>
+    </w:p>
+    <w:p>
+      <w:pPr>
+        <w:spacing w:after="0" w:line="240" w:lineRule="auto"/>
+        <w:jc w:val="both"/>
+      </w:pPr>
+      <w:r>
+        <w:rPr>
+          <w:rFonts w:ascii="Calibri" w:hAnsi="Calibri" w:cs="Calibri"/>
+          <w:sz w:val="24"/>
+          <w:szCs w:val="24"/>
+        </w:rPr>
+        <w:br/>
+      </w:r>
+      <w:r>
+        <w:t>Vou iniciar este novo chat, pois o anterior estava causando travamentos em minha tela e minha máquina.</w:t>
+      </w:r>
+    </w:p>
+    <w:p>
+      <w:pPr>
+        <w:spacing w:after="0" w:line="240" w:lineRule="auto"/>
+        <w:jc w:val="both"/>
+      </w:pPr>
+    </w:p>
+    <w:p>
+      <w:pPr>
+        <w:spacing w:after="0" w:line="240" w:lineRule="auto"/>
+        <w:jc w:val="both"/>
+      </w:pPr>
+      <w:r>
+        <w:t>Vamos prosseguir no desenvolvimento do sistema de controle de horas para um sistema de arquitetura, ControlArq. Estou utilizando o VS Code, React Native, Typescript, Expo e Expo Go com celular físico, banco de dados Firebase com Authentication e Firestore. O projeto já está todo inicializado e criado, observe na primeira imagem a estrutura básica: Na segunda imagem algumas telas já criadas: Na terceira imagem algumas telas já nominadas (com código básico para evitar o travamento do Expo) e outras em desenvolvimento: Estamos desenvolvendo a TelaLogin: Estamos modificando a regra de negócio quanto ao Login: O usuário acessa ao sistema, se ainda não estiver cadastrado ele criará uma conta no sistema e aguardará que o Gestor faça a liberação, somente o gestor pode efetuar essa autorização, portanto ao se cadastrar, o usuário será cadastrado como colaborador e até receber a autorização do gestor, terá seu cadastro como pendente, após liberado pasará a autorizado e caso saia da empresa será alterado para excluído. Quer que eu lhe envie algum código para você se contextualizar melhor?</w:t>
+      </w:r>
+    </w:p>
+    <w:p>
+      <w:pPr>
+        <w:spacing w:after="0" w:line="240" w:lineRule="auto"/>
+        <w:jc w:val="both"/>
+      </w:pPr>
+    </w:p>
+    <w:p>
+      <w:pPr>
+        <w:spacing w:after="0" w:line="240" w:lineRule="auto"/>
+        <w:jc w:val="both"/>
+      </w:pPr>
+      <w:r>
+        <w:rPr>
+          <w:noProof/>
+          <w:lang w:eastAsia="pt-BR"/>
+        </w:rPr>
+        <w:drawing>
+          <wp:inline distT="0" distB="0" distL="0" distR="0">
+            <wp:extent cx="1457622" cy="2880000"/>
+            <wp:effectExtent l="19050" t="0" r="9228" b="0"/>
+            <wp:docPr id="1" name="Imagem 1" descr="C:\Users\Carlos\AppData\Local\Packages\MicrosoftWindows.Client.Core_cw5n1h2txyewy\TempState\ScreenClip\{16754D45-51F2-46EB-BCDA-9028507D9CCB}.png"/>
+            <wp:cNvGraphicFramePr>
+              <a:graphicFrameLocks xmlns:a="http://schemas.openxmlformats.org/drawingml/2006/main" noChangeAspect="1"/>
+            </wp:cNvGraphicFramePr>
+            <a:graphic xmlns:a="http://schemas.openxmlformats.org/drawingml/2006/main">
+              <a:graphicData uri="http://schemas.openxmlformats.org/drawingml/2006/picture">
+                <pic:pic xmlns:pic="http://schemas.openxmlformats.org/drawingml/2006/picture">
+                  <pic:nvPicPr>
+                    <pic:cNvPr id="0" name="Picture 1" descr="C:\Users\Carlos\AppData\Local\Packages\MicrosoftWindows.Client.Core_cw5n1h2txyewy\TempState\ScreenClip\{16754D45-51F2-46EB-BCDA-9028507D9CCB}.png"/>
+                    <pic:cNvPicPr>
+                      <a:picLocks noChangeAspect="1" noChangeArrowheads="1"/>
+                    </pic:cNvPicPr>
+                  </pic:nvPicPr>
+                  <pic:blipFill>
+                    <a:blip r:embed="rId5" cstate="print"/>
+                    <a:srcRect/>
+                    <a:stretch>
+                      <a:fillRect/>
+                    </a:stretch>
+                  </pic:blipFill>
+                  <pic:spPr bwMode="auto">
+                    <a:xfrm>
+                      <a:off x="0" y="0"/>
+                      <a:ext cx="1457622" cy="2880000"/>
+                    </a:xfrm>
+                    <a:prstGeom prst="rect">
+                      <a:avLst/>
+                    </a:prstGeom>
+                    <a:noFill/>
+                    <a:ln w="9525">
+                      <a:noFill/>
+                      <a:miter lim="800000"/>
+                      <a:headEnd/>
+                      <a:tailEnd/>
+                    </a:ln>
+                  </pic:spPr>
+                </pic:pic>
+              </a:graphicData>
+            </a:graphic>
+          </wp:inline>
+        </w:drawing>
+      </w:r>
+      <w:r>
+        <w:rPr>
+          <w:rStyle w:val="Normal"/>
+          <w:rFonts w:ascii="Times New Roman" w:eastAsia="Times New Roman" w:hAnsi="Times New Roman" w:cs="Times New Roman"/>
+          <w:snapToGrid w:val="0"/>
+          <w:color w:val="000000"/>
+          <w:w w:val="0"/>
+          <w:sz w:val="0"/>
+          <w:szCs w:val="0"/>
+          <w:u w:color="000000"/>
+          <w:bdr w:val="none" w:sz="0" w:space="0" w:color="000000"/>
+          <w:shd w:val="clear" w:color="000000" w:fill="000000"/>
+          <w:lang/>
+        </w:rPr>
+        <w:t xml:space="preserve"> </w:t>
+      </w:r>
+      <w:r>
+        <w:rPr>
+          <w:rStyle w:val="Normal"/>
+          <w:rFonts w:ascii="Times New Roman" w:eastAsia="Times New Roman" w:hAnsi="Times New Roman" w:cs="Times New Roman"/>
+          <w:snapToGrid w:val="0"/>
+          <w:color w:val="000000"/>
+          <w:w w:val="0"/>
+          <w:sz w:val="0"/>
+          <w:szCs w:val="0"/>
+          <w:u w:color="000000"/>
+          <w:bdr w:val="none" w:sz="0" w:space="0" w:color="000000"/>
+          <w:shd w:val="clear" w:color="000000" w:fill="000000"/>
+          <w:lang/>
+        </w:rPr>
+        <w:t xml:space="preserve">              </w:t>
+      </w:r>
+      <w:r>
+        <w:rPr>
+          <w:rFonts w:ascii="Times New Roman" w:eastAsia="Times New Roman" w:hAnsi="Times New Roman" w:cs="Times New Roman"/>
+          <w:noProof/>
+          <w:color w:val="000000"/>
+          <w:w w:val="0"/>
+          <w:sz w:val="0"/>
+          <w:szCs w:val="0"/>
+          <w:u w:color="000000"/>
+          <w:bdr w:val="none" w:sz="0" w:space="0" w:color="000000"/>
+          <w:shd w:val="clear" w:color="000000" w:fill="000000"/>
+          <w:lang w:eastAsia="pt-BR"/>
+        </w:rPr>
+        <w:drawing>
+          <wp:inline distT="0" distB="0" distL="0" distR="0">
+            <wp:extent cx="1532455" cy="2880000"/>
+            <wp:effectExtent l="19050" t="0" r="0" b="0"/>
+            <wp:docPr id="3" name="Imagem 3" descr="C:\Users\Carlos\AppData\Local\Packages\MicrosoftWindows.Client.Core_cw5n1h2txyewy\TempState\ScreenClip\{DB84DD77-B482-4F76-99FA-CBE5C1D4BAE9}.png"/>
+            <wp:cNvGraphicFramePr>
+              <a:graphicFrameLocks xmlns:a="http://schemas.openxmlformats.org/drawingml/2006/main" noChangeAspect="1"/>
+            </wp:cNvGraphicFramePr>
+            <a:graphic xmlns:a="http://schemas.openxmlformats.org/drawingml/2006/main">
+              <a:graphicData uri="http://schemas.openxmlformats.org/drawingml/2006/picture">
+                <pic:pic xmlns:pic="http://schemas.openxmlformats.org/drawingml/2006/picture">
+                  <pic:nvPicPr>
+                    <pic:cNvPr id="0" name="Picture 3" descr="C:\Users\Carlos\AppData\Local\Packages\MicrosoftWindows.Client.Core_cw5n1h2txyewy\TempState\ScreenClip\{DB84DD77-B482-4F76-99FA-CBE5C1D4BAE9}.png"/>
+                    <pic:cNvPicPr>
+                      <a:picLocks noChangeAspect="1" noChangeArrowheads="1"/>
+                    </pic:cNvPicPr>
+                  </pic:nvPicPr>
+                  <pic:blipFill>
+                    <a:blip r:embed="rId6" cstate="print"/>
+                    <a:srcRect/>
+                    <a:stretch>
+                      <a:fillRect/>
+                    </a:stretch>
+                  </pic:blipFill>
+                  <pic:spPr bwMode="auto">
+                    <a:xfrm>
+                      <a:off x="0" y="0"/>
+                      <a:ext cx="1532455" cy="2880000"/>
+                    </a:xfrm>
+                    <a:prstGeom prst="rect">
+                      <a:avLst/>
+                    </a:prstGeom>
+                    <a:noFill/>
+                    <a:ln w="9525">
+                      <a:noFill/>
+                      <a:miter lim="800000"/>
+                      <a:headEnd/>
+                      <a:tailEnd/>
+                    </a:ln>
+                  </pic:spPr>
+                </pic:pic>
+              </a:graphicData>
+            </a:graphic>
+          </wp:inline>
+        </w:drawing>
+      </w:r>
+      <w:r>
+        <w:rPr>
+          <w:noProof/>
+          <w:lang w:eastAsia="pt-BR"/>
+        </w:rPr>
+        <w:drawing>
+          <wp:inline distT="0" distB="0" distL="0" distR="0">
+            <wp:extent cx="1434273" cy="2880000"/>
+            <wp:effectExtent l="19050" t="0" r="0" b="0"/>
+            <wp:docPr id="2" name="Imagem 2" descr="C:\Users\Carlos\AppData\Local\Packages\MicrosoftWindows.Client.Core_cw5n1h2txyewy\TempState\ScreenClip\{91739891-5D05-4840-94E4-9A6B156D7B79}.png"/>
+            <wp:cNvGraphicFramePr>
+              <a:graphicFrameLocks xmlns:a="http://schemas.openxmlformats.org/drawingml/2006/main" noChangeAspect="1"/>
+            </wp:cNvGraphicFramePr>
+            <a:graphic xmlns:a="http://schemas.openxmlformats.org/drawingml/2006/main">
+              <a:graphicData uri="http://schemas.openxmlformats.org/drawingml/2006/picture">
+                <pic:pic xmlns:pic="http://schemas.openxmlformats.org/drawingml/2006/picture">
+                  <pic:nvPicPr>
+                    <pic:cNvPr id="0" name="Picture 2" descr="C:\Users\Carlos\AppData\Local\Packages\MicrosoftWindows.Client.Core_cw5n1h2txyewy\TempState\ScreenClip\{91739891-5D05-4840-94E4-9A6B156D7B79}.png"/>
+                    <pic:cNvPicPr>
+                      <a:picLocks noChangeAspect="1" noChangeArrowheads="1"/>
+                    </pic:cNvPicPr>
+                  </pic:nvPicPr>
+                  <pic:blipFill>
+                    <a:blip r:embed="rId7" cstate="print"/>
+                    <a:srcRect/>
+                    <a:stretch>
+                      <a:fillRect/>
+                    </a:stretch>
+                  </pic:blipFill>
+                  <pic:spPr bwMode="auto">
+                    <a:xfrm>
+                      <a:off x="0" y="0"/>
+                      <a:ext cx="1434273" cy="2880000"/>
+                    </a:xfrm>
+                    <a:prstGeom prst="rect">
+                      <a:avLst/>
+                    </a:prstGeom>
+                    <a:noFill/>
+                    <a:ln w="9525">
+                      <a:noFill/>
+                      <a:miter lim="800000"/>
+                      <a:headEnd/>
+                      <a:tailEnd/>
+                    </a:ln>
+                  </pic:spPr>
+                </pic:pic>
+              </a:graphicData>
+            </a:graphic>
+          </wp:inline>
+        </w:drawing>
+      </w:r>
+      <w:r>
+        <w:rPr>
+          <w:rStyle w:val="Normal"/>
+          <w:rFonts w:ascii="Times New Roman" w:eastAsia="Times New Roman" w:hAnsi="Times New Roman" w:cs="Times New Roman"/>
+          <w:snapToGrid w:val="0"/>
+          <w:color w:val="000000"/>
+          <w:w w:val="0"/>
+          <w:sz w:val="0"/>
+          <w:szCs w:val="0"/>
+          <w:u w:color="000000"/>
+          <w:bdr w:val="none" w:sz="0" w:space="0" w:color="000000"/>
+          <w:shd w:val="clear" w:color="000000" w:fill="000000"/>
+          <w:lang/>
+        </w:rPr>
+        <w:t xml:space="preserve">          </w:t>
+      </w:r>
+    </w:p>
+    <w:p>
+      <w:pPr>
+        <w:pBdr>
+          <w:bottom w:val="single" w:sz="6" w:space="1" w:color="auto"/>
+        </w:pBdr>
+        <w:spacing w:after="0" w:line="240" w:lineRule="auto"/>
+        <w:jc w:val="both"/>
+      </w:pPr>
+    </w:p>
+    <w:p>
+      <w:pPr>
+        <w:spacing w:after="0" w:line="240" w:lineRule="auto"/>
+        <w:jc w:val="both"/>
+        <w:rPr>
+          <w:rFonts w:ascii="Calibri" w:hAnsi="Calibri" w:cs="Calibri"/>
+          <w:sz w:val="24"/>
+          <w:szCs w:val="24"/>
+        </w:rPr>
+      </w:pPr>
+    </w:p>
+    <w:p>
+      <w:pPr>
+        <w:spacing w:after="0" w:line="240" w:lineRule="auto"/>
+        <w:jc w:val="both"/>
+        <w:rPr>
+          <w:rFonts w:ascii="Calibri" w:hAnsi="Calibri" w:cs="Calibri"/>
+          <w:sz w:val="24"/>
+          <w:szCs w:val="24"/>
+        </w:rPr>
+      </w:pPr>
+    </w:p>
+    <w:p>
+      <w:pPr>
+        <w:spacing w:after="0" w:line="240" w:lineRule="auto"/>
+        <w:jc w:val="both"/>
+        <w:rPr>
+          <w:rFonts w:ascii="Calibri" w:hAnsi="Calibri" w:cs="Calibri"/>
+          <w:sz w:val="24"/>
+          <w:szCs w:val="24"/>
+        </w:rPr>
+      </w:pPr>
+      <w:r>
+        <w:rPr>
+          <w:rFonts w:ascii="Calibri" w:hAnsi="Calibri" w:cs="Calibri"/>
+          <w:sz w:val="24"/>
+          <w:szCs w:val="24"/>
+        </w:rPr>
+        <w:t>Para criar e configurar um ambiente virtual (venv) no seu projeto Python diretamente pelo VS Code, você pode usar o terminal integrado ou a paleta de comandos.</w:t>
+      </w:r>
+    </w:p>
+    <w:p>
+      <w:pPr>
+        <w:spacing w:after="0" w:line="240" w:lineRule="auto"/>
+        <w:jc w:val="both"/>
+        <w:rPr>
+          <w:rFonts w:ascii="Calibri" w:eastAsia="Times New Roman" w:hAnsi="Calibri" w:cs="Calibri"/>
+          <w:sz w:val="24"/>
+          <w:szCs w:val="24"/>
+          <w:lang w:eastAsia="pt-BR"/>
+        </w:rPr>
+      </w:pPr>
+    </w:p>
+    <w:p>
+      <w:pPr>
+        <w:spacing w:after="0" w:line="240" w:lineRule="auto"/>
+        <w:jc w:val="both"/>
+        <w:rPr>
+          <w:rFonts w:ascii="Calibri" w:eastAsia="Times New Roman" w:hAnsi="Calibri" w:cs="Calibri"/>
+          <w:sz w:val="24"/>
+          <w:szCs w:val="24"/>
+          <w:lang w:eastAsia="pt-BR"/>
+        </w:rPr>
+      </w:pPr>
+      <w:r>
+        <w:rPr>
+          <w:rFonts w:ascii="Calibri" w:eastAsia="Times New Roman" w:hAnsi="Calibri" w:cs="Calibri"/>
+          <w:sz w:val="24"/>
+          <w:szCs w:val="24"/>
+          <w:lang w:eastAsia="pt-BR"/>
+        </w:rPr>
+        <w:t>Abra a pasta do seu projeto no VS Code e abra o terminal integrado (Ctrl + ou Ctrl + Shift + ').</w:t>
+      </w:r>
+    </w:p>
+    <w:p>
+      <w:pPr>
+        <w:jc w:val="both"/>
+        <w:rPr>
+          <w:rFonts w:ascii="Calibri" w:eastAsia="Times New Roman" w:hAnsi="Calibri" w:cs="Calibri"/>
+          <w:sz w:val="24"/>
+          <w:szCs w:val="24"/>
+          <w:lang w:eastAsia="pt-BR"/>
+        </w:rPr>
+      </w:pPr>
+      <w:r>
+        <w:rPr>
+          <w:rFonts w:ascii="Calibri" w:eastAsia="Times New Roman" w:hAnsi="Calibri" w:cs="Calibri"/>
+          <w:sz w:val="24"/>
+          <w:szCs w:val="24"/>
+          <w:lang w:eastAsia="pt-BR"/>
+        </w:rPr>
+        <w:t>Digite o seguinte comando para criar o ambiente virtual:</w:t>
+      </w:r>
+    </w:p>
+    <w:p>
+      <w:pPr>
+        <w:pStyle w:val="PargrafodaLista"/>
+        <w:numPr>
+          <w:ilvl w:val="0"/>
+          <w:numId w:val="4"/>
+        </w:numPr>
+        <w:jc w:val="both"/>
+        <w:rPr>
+          <w:rFonts w:ascii="Calibri" w:hAnsi="Calibri" w:cs="Calibri"/>
+          <w:sz w:val="24"/>
+          <w:szCs w:val="24"/>
+        </w:rPr>
+      </w:pPr>
+      <w:r>
+        <w:rPr>
+          <w:sz w:val="24"/>
+          <w:szCs w:val="24"/>
+        </w:rPr>
+        <w:t>python -m venv venv</w:t>
+      </w:r>
+    </w:p>
+    <w:p>
+      <w:pPr>
+        <w:jc w:val="both"/>
+        <w:rPr>
+          <w:rFonts w:ascii="Calibri" w:hAnsi="Calibri" w:cs="Calibri"/>
+          <w:sz w:val="24"/>
+          <w:szCs w:val="24"/>
+        </w:rPr>
+      </w:pPr>
+      <w:r>
+        <w:rPr>
+          <w:rFonts w:ascii="Calibri" w:hAnsi="Calibri" w:cs="Calibri"/>
+          <w:sz w:val="24"/>
+          <w:szCs w:val="24"/>
+        </w:rPr>
+        <w:t xml:space="preserve">Ative o ambiente virtual dependendo do seu sistema operacional:Windows (Prompt de Comando): </w:t>
+      </w:r>
+    </w:p>
+    <w:p>
+      <w:pPr>
+        <w:pStyle w:val="PargrafodaLista"/>
+        <w:numPr>
+          <w:ilvl w:val="0"/>
+          <w:numId w:val="4"/>
+        </w:numPr>
+        <w:jc w:val="both"/>
+        <w:rPr>
+          <w:rFonts w:ascii="Calibri" w:hAnsi="Calibri" w:cs="Calibri"/>
+          <w:sz w:val="24"/>
+          <w:szCs w:val="24"/>
+        </w:rPr>
+      </w:pPr>
+      <w:r>
+        <w:rPr>
+          <w:rFonts w:ascii="Calibri" w:hAnsi="Calibri" w:cs="Calibri"/>
+          <w:sz w:val="24"/>
+          <w:szCs w:val="24"/>
+        </w:rPr>
+        <w:lastRenderedPageBreak/>
+        <w:t>venv\Scripts\activate.bat</w:t>
+      </w:r>
+    </w:p>
+    <w:p>
+      <w:pPr>
+        <w:jc w:val="both"/>
+        <w:rPr>
+          <w:rFonts w:ascii="Calibri" w:hAnsi="Calibri" w:cs="Calibri"/>
+          <w:sz w:val="24"/>
+          <w:szCs w:val="24"/>
+        </w:rPr>
+      </w:pPr>
+    </w:p>
+    <w:p>
+      <w:pPr>
+        <w:jc w:val="both"/>
+        <w:rPr>
+          <w:rFonts w:ascii="Calibri" w:hAnsi="Calibri" w:cs="Calibri"/>
+          <w:sz w:val="24"/>
+          <w:szCs w:val="24"/>
+        </w:rPr>
+      </w:pPr>
+      <w:r>
+        <w:rPr>
+          <w:rFonts w:ascii="Calibri" w:hAnsi="Calibri" w:cs="Calibri"/>
+          <w:sz w:val="24"/>
+          <w:szCs w:val="24"/>
+        </w:rPr>
+        <w:t>Pendências:</w:t>
+      </w:r>
+    </w:p>
+    <w:p>
+      <w:pPr>
+        <w:jc w:val="both"/>
+        <w:rPr>
+          <w:rFonts w:ascii="Calibri" w:hAnsi="Calibri" w:cs="Calibri"/>
+          <w:sz w:val="24"/>
+          <w:szCs w:val="24"/>
+        </w:rPr>
+      </w:pPr>
+      <w:r>
+        <w:rPr>
+          <w:rFonts w:ascii="Calibri" w:hAnsi="Calibri" w:cs="Calibri"/>
+          <w:sz w:val="24"/>
+          <w:szCs w:val="24"/>
+        </w:rPr>
+        <w:br/>
+        <w:t>TelaCadastroUsuarios.tsx</w:t>
+      </w:r>
+    </w:p>
+    <w:p>
+      <w:pPr>
+        <w:spacing w:before="100" w:beforeAutospacing="1" w:after="100" w:afterAutospacing="1" w:line="240" w:lineRule="auto"/>
+        <w:outlineLvl w:val="2"/>
+        <w:rPr>
+          <w:rFonts w:ascii="Times New Roman" w:eastAsia="Times New Roman" w:hAnsi="Times New Roman" w:cs="Times New Roman"/>
+          <w:b/>
+          <w:bCs/>
+          <w:sz w:val="27"/>
+          <w:szCs w:val="27"/>
+          <w:lang w:eastAsia="pt-BR"/>
+        </w:rPr>
+      </w:pPr>
+      <w:r>
+        <w:rPr>
+          <w:rFonts w:ascii="Times New Roman" w:eastAsia="Times New Roman" w:hAnsi="Times New Roman" w:cs="Times New Roman"/>
+          <w:b/>
+          <w:bCs/>
+          <w:sz w:val="27"/>
+          <w:szCs w:val="27"/>
+          <w:lang w:eastAsia="pt-BR"/>
+        </w:rPr>
+        <w:t>Resumindo</w:t>
+      </w:r>
+    </w:p>
+    <w:p>
+      <w:pPr>
+        <w:numPr>
+          <w:ilvl w:val="0"/>
+          <w:numId w:val="5"/>
+        </w:numPr>
+        <w:spacing w:before="100" w:beforeAutospacing="1" w:after="100" w:afterAutospacing="1" w:line="240" w:lineRule="auto"/>
+        <w:rPr>
+          <w:rFonts w:ascii="Times New Roman" w:eastAsia="Times New Roman" w:hAnsi="Times New Roman" w:cs="Times New Roman"/>
+          <w:sz w:val="24"/>
+          <w:szCs w:val="24"/>
+          <w:lang w:eastAsia="pt-BR"/>
+        </w:rPr>
+      </w:pPr>
+      <w:r>
+        <w:rPr>
+          <w:rFonts w:ascii="Times New Roman" w:eastAsia="Times New Roman" w:hAnsi="Times New Roman" w:cs="Times New Roman"/>
+          <w:sz w:val="24"/>
+          <w:szCs w:val="24"/>
+          <w:lang w:eastAsia="pt-BR"/>
+        </w:rPr>
+        <w:t>O erro não é crítico, mas indica que o React não consegue diferenciar bem os itens da lista.</w:t>
+      </w:r>
+    </w:p>
+    <w:p>
+      <w:pPr>
+        <w:numPr>
+          <w:ilvl w:val="0"/>
+          <w:numId w:val="5"/>
+        </w:numPr>
+        <w:spacing w:before="100" w:beforeAutospacing="1" w:after="100" w:afterAutospacing="1" w:line="240" w:lineRule="auto"/>
+        <w:rPr>
+          <w:rFonts w:ascii="Times New Roman" w:eastAsia="Times New Roman" w:hAnsi="Times New Roman" w:cs="Times New Roman"/>
+          <w:sz w:val="24"/>
+          <w:szCs w:val="24"/>
+          <w:lang w:eastAsia="pt-BR"/>
+        </w:rPr>
+      </w:pPr>
+      <w:r>
+        <w:rPr>
+          <w:rFonts w:ascii="Times New Roman" w:eastAsia="Times New Roman" w:hAnsi="Times New Roman" w:cs="Times New Roman"/>
+          <w:sz w:val="24"/>
+          <w:szCs w:val="24"/>
+          <w:lang w:eastAsia="pt-BR"/>
+        </w:rPr>
+        <w:t xml:space="preserve">Basta garantir que cada item tenha uma </w:t>
+      </w:r>
+      <w:r>
+        <w:rPr>
+          <w:rFonts w:ascii="Courier New" w:eastAsia="Times New Roman" w:hAnsi="Courier New" w:cs="Courier New"/>
+          <w:sz w:val="20"/>
+          <w:lang w:eastAsia="pt-BR"/>
+        </w:rPr>
+        <w:t>key</w:t>
+      </w:r>
+      <w:r>
+        <w:rPr>
+          <w:rFonts w:ascii="Times New Roman" w:eastAsia="Times New Roman" w:hAnsi="Times New Roman" w:cs="Times New Roman"/>
+          <w:sz w:val="24"/>
+          <w:szCs w:val="24"/>
+          <w:lang w:eastAsia="pt-BR"/>
+        </w:rPr>
+        <w:t xml:space="preserve"> única e estável.</w:t>
+      </w:r>
+    </w:p>
+    <w:p>
+      <w:pPr>
+        <w:numPr>
+          <w:ilvl w:val="0"/>
+          <w:numId w:val="5"/>
+        </w:numPr>
+        <w:spacing w:before="100" w:beforeAutospacing="1" w:after="100" w:afterAutospacing="1" w:line="240" w:lineRule="auto"/>
+        <w:rPr>
+          <w:rFonts w:ascii="Times New Roman" w:eastAsia="Times New Roman" w:hAnsi="Times New Roman" w:cs="Times New Roman"/>
+          <w:sz w:val="24"/>
+          <w:szCs w:val="24"/>
+          <w:lang w:eastAsia="pt-BR"/>
+        </w:rPr>
+      </w:pPr>
+      <w:r>
+        <w:rPr>
+          <w:rFonts w:ascii="Times New Roman" w:eastAsia="Times New Roman" w:hAnsi="Times New Roman" w:cs="Times New Roman"/>
+          <w:sz w:val="24"/>
+          <w:szCs w:val="24"/>
+          <w:lang w:eastAsia="pt-BR"/>
+        </w:rPr>
+        <w:t xml:space="preserve">Usar </w:t>
+      </w:r>
+      <w:r>
+        <w:rPr>
+          <w:rFonts w:ascii="Courier New" w:eastAsia="Times New Roman" w:hAnsi="Courier New" w:cs="Courier New"/>
+          <w:sz w:val="20"/>
+          <w:lang w:eastAsia="pt-BR"/>
+        </w:rPr>
+        <w:t>id_usuario</w:t>
+      </w:r>
+      <w:r>
+        <w:rPr>
+          <w:rFonts w:ascii="Times New Roman" w:eastAsia="Times New Roman" w:hAnsi="Times New Roman" w:cs="Times New Roman"/>
+          <w:sz w:val="24"/>
+          <w:szCs w:val="24"/>
+          <w:lang w:eastAsia="pt-BR"/>
+        </w:rPr>
+        <w:t xml:space="preserve"> ou </w:t>
+      </w:r>
+      <w:r>
+        <w:rPr>
+          <w:rFonts w:ascii="Courier New" w:eastAsia="Times New Roman" w:hAnsi="Courier New" w:cs="Courier New"/>
+          <w:sz w:val="20"/>
+          <w:lang w:eastAsia="pt-BR"/>
+        </w:rPr>
+        <w:t>doc.id</w:t>
+      </w:r>
+      <w:r>
+        <w:rPr>
+          <w:rFonts w:ascii="Times New Roman" w:eastAsia="Times New Roman" w:hAnsi="Times New Roman" w:cs="Times New Roman"/>
+          <w:sz w:val="24"/>
+          <w:szCs w:val="24"/>
+          <w:lang w:eastAsia="pt-BR"/>
+        </w:rPr>
+        <w:t xml:space="preserve"> do Firestore resolve.</w:t>
+      </w:r>
+    </w:p>
+    <w:p>
+      <w:pPr>
+        <w:spacing w:before="100" w:beforeAutospacing="1" w:after="100" w:afterAutospacing="1" w:line="240" w:lineRule="auto"/>
+        <w:rPr>
+          <w:rFonts w:ascii="Times New Roman" w:eastAsia="Times New Roman" w:hAnsi="Times New Roman" w:cs="Times New Roman"/>
+          <w:sz w:val="24"/>
+          <w:szCs w:val="24"/>
+          <w:lang w:eastAsia="pt-BR"/>
+        </w:rPr>
+      </w:pPr>
+      <w:r>
+        <w:rPr>
+          <w:rFonts w:ascii="Times New Roman" w:eastAsia="Times New Roman" w:hAnsi="Times New Roman" w:cs="Times New Roman"/>
+          <w:sz w:val="24"/>
+          <w:szCs w:val="24"/>
+          <w:lang w:eastAsia="pt-BR"/>
+        </w:rPr>
+        <w:t xml:space="preserve">Quer que eu ajuste o código da </w:t>
+      </w:r>
+      <w:r>
+        <w:rPr>
+          <w:rFonts w:ascii="Times New Roman" w:eastAsia="Times New Roman" w:hAnsi="Times New Roman" w:cs="Times New Roman"/>
+          <w:b/>
+          <w:bCs/>
+          <w:sz w:val="24"/>
+          <w:szCs w:val="24"/>
+          <w:lang w:eastAsia="pt-BR"/>
+        </w:rPr>
+        <w:t>TelaCadastroUsuarios.tsx</w:t>
+      </w:r>
+      <w:r>
+        <w:rPr>
+          <w:rFonts w:ascii="Times New Roman" w:eastAsia="Times New Roman" w:hAnsi="Times New Roman" w:cs="Times New Roman"/>
+          <w:sz w:val="24"/>
+          <w:szCs w:val="24"/>
+          <w:lang w:eastAsia="pt-BR"/>
+        </w:rPr>
+        <w:t xml:space="preserve"> para usar o </w:t>
+      </w:r>
+      <w:r>
+        <w:rPr>
+          <w:rFonts w:ascii="Courier New" w:eastAsia="Times New Roman" w:hAnsi="Courier New" w:cs="Courier New"/>
+          <w:sz w:val="20"/>
+          <w:lang w:eastAsia="pt-BR"/>
+        </w:rPr>
+        <w:t>doc.id</w:t>
+      </w:r>
+      <w:r>
+        <w:rPr>
+          <w:rFonts w:ascii="Times New Roman" w:eastAsia="Times New Roman" w:hAnsi="Times New Roman" w:cs="Times New Roman"/>
+          <w:sz w:val="24"/>
+          <w:szCs w:val="24"/>
+          <w:lang w:eastAsia="pt-BR"/>
+        </w:rPr>
+        <w:t xml:space="preserve"> do Firestore como chave e evitar esse aviso de vez?</w:t>
+      </w:r>
+    </w:p>
+    <w:p>
+      <w:pPr>
+        <w:jc w:val="both"/>
+        <w:rPr>
+          <w:rFonts w:ascii="Calibri" w:hAnsi="Calibri" w:cs="Calibri"/>
+          <w:sz w:val="24"/>
+          <w:szCs w:val="24"/>
+        </w:rPr>
+      </w:pPr>
+    </w:p>
+    <w:p>
+      <w:pPr>
+        <w:jc w:val="both"/>
+        <w:rPr>
+          <w:rFonts w:ascii="Calibri" w:hAnsi="Calibri" w:cs="Calibri"/>
+          <w:sz w:val="24"/>
+          <w:szCs w:val="24"/>
+        </w:rPr>
+      </w:pPr>
+      <w:r>
+        <w:rPr>
+          <w:rFonts w:ascii="Calibri" w:hAnsi="Calibri" w:cs="Calibri"/>
+          <w:sz w:val="24"/>
+          <w:szCs w:val="24"/>
+        </w:rPr>
+        <w:t>TelaGestor.tsx</w:t>
+      </w:r>
+    </w:p>
+    <w:p>
+      <w:pPr>
+        <w:pStyle w:val="NormalWeb"/>
+      </w:pPr>
+      <w:r>
+        <w:t xml:space="preserve">No momento, </w:t>
+      </w:r>
+      <w:r>
+        <w:rPr>
+          <w:rStyle w:val="Forte"/>
+        </w:rPr>
+        <w:t>não há necessidade de ajuste imediato</w:t>
+      </w:r>
+      <w:r>
+        <w:t xml:space="preserve"> — a tela cumpre bem o papel de hub de gestão. Os pontos acima podem ser tratados como melhorias incrementais.</w:t>
+      </w:r>
+    </w:p>
+    <w:p>
+      <w:pPr>
+        <w:pStyle w:val="NormalWeb"/>
+      </w:pPr>
+      <w:r>
+        <w:t xml:space="preserve">Quer que eu prepare uma versão revisada da </w:t>
+      </w:r>
+      <w:r>
+        <w:rPr>
+          <w:rStyle w:val="Forte"/>
+        </w:rPr>
+        <w:t>TelaGestão</w:t>
+      </w:r>
+      <w:r>
+        <w:t xml:space="preserve"> já com ícones nos botões (usando </w:t>
+      </w:r>
+      <w:r>
+        <w:rPr>
+          <w:rStyle w:val="CdigoHTML"/>
+        </w:rPr>
+        <w:t>Ionicons</w:t>
+      </w:r>
+      <w:r>
+        <w:t>), para deixá-la mais intuitiva visualmente?</w:t>
+      </w:r>
+    </w:p>
+    <w:p>
+      <w:pPr>
+        <w:jc w:val="both"/>
+        <w:rPr>
+          <w:rFonts w:ascii="Calibri" w:hAnsi="Calibri" w:cs="Calibri"/>
+          <w:sz w:val="24"/>
+          <w:szCs w:val="24"/>
+        </w:rPr>
+      </w:pPr>
+    </w:p>
+    <w:p>
+      <w:pPr>
+        <w:jc w:val="both"/>
+        <w:rPr>
+          <w:rFonts w:ascii="Calibri" w:hAnsi="Calibri" w:cs="Calibri"/>
+          <w:sz w:val="24"/>
+          <w:szCs w:val="24"/>
+        </w:rPr>
+      </w:pPr>
+    </w:p>
     <w:sectPr>
       <w:pgSz w:w="11906" w:h="16838"/>
       <w:pgMar w:top="1417" w:right="1701" w:bottom="1417" w:left="1701" w:header="708" w:footer="708" w:gutter="0"/>
@@ -11,6 +792,624 @@
     </w:sectPr>
   </w:body>
 </w:document>
+</file>
+
+<file path=word/numbering.xml><?xml version="1.0" encoding="utf-8"?>
+<w:numbering xmlns:ve="http://schemas.openxmlformats.org/markup-compatibility/2006" xmlns:o="urn:schemas-microsoft-com:office:office" xmlns:r="http://schemas.openxmlformats.org/officeDocument/2006/relationships" xmlns:m="http://schemas.openxmlformats.org/officeDocument/2006/math" xmlns:v="urn:schemas-microsoft-com:vml" xmlns:wp="http://schemas.openxmlformats.org/drawingml/2006/wordprocessingDrawing" xmlns:w10="urn:schemas-microsoft-com:office:word" xmlns:w="http://schemas.openxmlformats.org/wordprocessingml/2006/main" xmlns:wne="http://schemas.microsoft.com/office/word/2006/wordml">
+  <w:abstractNum w:abstractNumId="0">
+    <w:nsid w:val="15E22518"/>
+    <w:multiLevelType w:val="hybridMultilevel"/>
+    <w:tmpl w:val="A1BE8B4E"/>
+    <w:lvl w:ilvl="0" w:tplc="45262BFE">
+      <w:numFmt w:val="bullet"/>
+      <w:lvlText w:val=""/>
+      <w:lvlJc w:val="left"/>
+      <w:pPr>
+        <w:ind w:left="1440" w:hanging="360"/>
+      </w:pPr>
+      <w:rPr>
+        <w:rFonts w:ascii="Calibri" w:eastAsia="Times New Roman" w:hAnsi="Calibri" w:cs="Calibri" w:hint="default"/>
+      </w:rPr>
+    </w:lvl>
+    <w:lvl w:ilvl="1" w:tplc="04160003" w:tentative="1">
+      <w:start w:val="1"/>
+      <w:numFmt w:val="bullet"/>
+      <w:lvlText w:val="o"/>
+      <w:lvlJc w:val="left"/>
+      <w:pPr>
+        <w:ind w:left="2160" w:hanging="360"/>
+      </w:pPr>
+      <w:rPr>
+        <w:rFonts w:ascii="Courier New" w:hAnsi="Courier New" w:cs="Courier New" w:hint="default"/>
+      </w:rPr>
+    </w:lvl>
+    <w:lvl w:ilvl="2" w:tplc="04160005" w:tentative="1">
+      <w:start w:val="1"/>
+      <w:numFmt w:val="bullet"/>
+      <w:lvlText w:val=""/>
+      <w:lvlJc w:val="left"/>
+      <w:pPr>
+        <w:ind w:left="2880" w:hanging="360"/>
+      </w:pPr>
+      <w:rPr>
+        <w:rFonts w:ascii="Wingdings" w:hAnsi="Wingdings" w:hint="default"/>
+      </w:rPr>
+    </w:lvl>
+    <w:lvl w:ilvl="3" w:tplc="04160001" w:tentative="1">
+      <w:start w:val="1"/>
+      <w:numFmt w:val="bullet"/>
+      <w:lvlText w:val=""/>
+      <w:lvlJc w:val="left"/>
+      <w:pPr>
+        <w:ind w:left="3600" w:hanging="360"/>
+      </w:pPr>
+      <w:rPr>
+        <w:rFonts w:ascii="Symbol" w:hAnsi="Symbol" w:hint="default"/>
+      </w:rPr>
+    </w:lvl>
+    <w:lvl w:ilvl="4" w:tplc="04160003" w:tentative="1">
+      <w:start w:val="1"/>
+      <w:numFmt w:val="bullet"/>
+      <w:lvlText w:val="o"/>
+      <w:lvlJc w:val="left"/>
+      <w:pPr>
+        <w:ind w:left="4320" w:hanging="360"/>
+      </w:pPr>
+      <w:rPr>
+        <w:rFonts w:ascii="Courier New" w:hAnsi="Courier New" w:cs="Courier New" w:hint="default"/>
+      </w:rPr>
+    </w:lvl>
+    <w:lvl w:ilvl="5" w:tplc="04160005" w:tentative="1">
+      <w:start w:val="1"/>
+      <w:numFmt w:val="bullet"/>
+      <w:lvlText w:val=""/>
+      <w:lvlJc w:val="left"/>
+      <w:pPr>
+        <w:ind w:left="5040" w:hanging="360"/>
+      </w:pPr>
+      <w:rPr>
+        <w:rFonts w:ascii="Wingdings" w:hAnsi="Wingdings" w:hint="default"/>
+      </w:rPr>
+    </w:lvl>
+    <w:lvl w:ilvl="6" w:tplc="04160001" w:tentative="1">
+      <w:start w:val="1"/>
+      <w:numFmt w:val="bullet"/>
+      <w:lvlText w:val=""/>
+      <w:lvlJc w:val="left"/>
+      <w:pPr>
+        <w:ind w:left="5760" w:hanging="360"/>
+      </w:pPr>
+      <w:rPr>
+        <w:rFonts w:ascii="Symbol" w:hAnsi="Symbol" w:hint="default"/>
+      </w:rPr>
+    </w:lvl>
+    <w:lvl w:ilvl="7" w:tplc="04160003" w:tentative="1">
+      <w:start w:val="1"/>
+      <w:numFmt w:val="bullet"/>
+      <w:lvlText w:val="o"/>
+      <w:lvlJc w:val="left"/>
+      <w:pPr>
+        <w:ind w:left="6480" w:hanging="360"/>
+      </w:pPr>
+      <w:rPr>
+        <w:rFonts w:ascii="Courier New" w:hAnsi="Courier New" w:cs="Courier New" w:hint="default"/>
+      </w:rPr>
+    </w:lvl>
+    <w:lvl w:ilvl="8" w:tplc="04160005" w:tentative="1">
+      <w:start w:val="1"/>
+      <w:numFmt w:val="bullet"/>
+      <w:lvlText w:val=""/>
+      <w:lvlJc w:val="left"/>
+      <w:pPr>
+        <w:ind w:left="7200" w:hanging="360"/>
+      </w:pPr>
+      <w:rPr>
+        <w:rFonts w:ascii="Wingdings" w:hAnsi="Wingdings" w:hint="default"/>
+      </w:rPr>
+    </w:lvl>
+  </w:abstractNum>
+  <w:abstractNum w:abstractNumId="1">
+    <w:nsid w:val="1F15139B"/>
+    <w:multiLevelType w:val="hybridMultilevel"/>
+    <w:tmpl w:val="DDA49DE8"/>
+    <w:lvl w:ilvl="0" w:tplc="7D603E6A">
+      <w:numFmt w:val="bullet"/>
+      <w:lvlText w:val=""/>
+      <w:lvlJc w:val="left"/>
+      <w:pPr>
+        <w:ind w:left="720" w:hanging="360"/>
+      </w:pPr>
+      <w:rPr>
+        <w:rFonts w:ascii="Wingdings" w:eastAsia="Times New Roman" w:hAnsi="Wingdings" w:cs="Calibri" w:hint="default"/>
+      </w:rPr>
+    </w:lvl>
+    <w:lvl w:ilvl="1" w:tplc="04160003" w:tentative="1">
+      <w:start w:val="1"/>
+      <w:numFmt w:val="bullet"/>
+      <w:lvlText w:val="o"/>
+      <w:lvlJc w:val="left"/>
+      <w:pPr>
+        <w:ind w:left="1440" w:hanging="360"/>
+      </w:pPr>
+      <w:rPr>
+        <w:rFonts w:ascii="Courier New" w:hAnsi="Courier New" w:cs="Courier New" w:hint="default"/>
+      </w:rPr>
+    </w:lvl>
+    <w:lvl w:ilvl="2" w:tplc="04160005" w:tentative="1">
+      <w:start w:val="1"/>
+      <w:numFmt w:val="bullet"/>
+      <w:lvlText w:val=""/>
+      <w:lvlJc w:val="left"/>
+      <w:pPr>
+        <w:ind w:left="2160" w:hanging="360"/>
+      </w:pPr>
+      <w:rPr>
+        <w:rFonts w:ascii="Wingdings" w:hAnsi="Wingdings" w:hint="default"/>
+      </w:rPr>
+    </w:lvl>
+    <w:lvl w:ilvl="3" w:tplc="04160001" w:tentative="1">
+      <w:start w:val="1"/>
+      <w:numFmt w:val="bullet"/>
+      <w:lvlText w:val=""/>
+      <w:lvlJc w:val="left"/>
+      <w:pPr>
+        <w:ind w:left="2880" w:hanging="360"/>
+      </w:pPr>
+      <w:rPr>
+        <w:rFonts w:ascii="Symbol" w:hAnsi="Symbol" w:hint="default"/>
+      </w:rPr>
+    </w:lvl>
+    <w:lvl w:ilvl="4" w:tplc="04160003" w:tentative="1">
+      <w:start w:val="1"/>
+      <w:numFmt w:val="bullet"/>
+      <w:lvlText w:val="o"/>
+      <w:lvlJc w:val="left"/>
+      <w:pPr>
+        <w:ind w:left="3600" w:hanging="360"/>
+      </w:pPr>
+      <w:rPr>
+        <w:rFonts w:ascii="Courier New" w:hAnsi="Courier New" w:cs="Courier New" w:hint="default"/>
+      </w:rPr>
+    </w:lvl>
+    <w:lvl w:ilvl="5" w:tplc="04160005" w:tentative="1">
+      <w:start w:val="1"/>
+      <w:numFmt w:val="bullet"/>
+      <w:lvlText w:val=""/>
+      <w:lvlJc w:val="left"/>
+      <w:pPr>
+        <w:ind w:left="4320" w:hanging="360"/>
+      </w:pPr>
+      <w:rPr>
+        <w:rFonts w:ascii="Wingdings" w:hAnsi="Wingdings" w:hint="default"/>
+      </w:rPr>
+    </w:lvl>
+    <w:lvl w:ilvl="6" w:tplc="04160001" w:tentative="1">
+      <w:start w:val="1"/>
+      <w:numFmt w:val="bullet"/>
+      <w:lvlText w:val=""/>
+      <w:lvlJc w:val="left"/>
+      <w:pPr>
+        <w:ind w:left="5040" w:hanging="360"/>
+      </w:pPr>
+      <w:rPr>
+        <w:rFonts w:ascii="Symbol" w:hAnsi="Symbol" w:hint="default"/>
+      </w:rPr>
+    </w:lvl>
+    <w:lvl w:ilvl="7" w:tplc="04160003" w:tentative="1">
+      <w:start w:val="1"/>
+      <w:numFmt w:val="bullet"/>
+      <w:lvlText w:val="o"/>
+      <w:lvlJc w:val="left"/>
+      <w:pPr>
+        <w:ind w:left="5760" w:hanging="360"/>
+      </w:pPr>
+      <w:rPr>
+        <w:rFonts w:ascii="Courier New" w:hAnsi="Courier New" w:cs="Courier New" w:hint="default"/>
+      </w:rPr>
+    </w:lvl>
+    <w:lvl w:ilvl="8" w:tplc="04160005" w:tentative="1">
+      <w:start w:val="1"/>
+      <w:numFmt w:val="bullet"/>
+      <w:lvlText w:val=""/>
+      <w:lvlJc w:val="left"/>
+      <w:pPr>
+        <w:ind w:left="6480" w:hanging="360"/>
+      </w:pPr>
+      <w:rPr>
+        <w:rFonts w:ascii="Wingdings" w:hAnsi="Wingdings" w:hint="default"/>
+      </w:rPr>
+    </w:lvl>
+  </w:abstractNum>
+  <w:abstractNum w:abstractNumId="2">
+    <w:nsid w:val="4D1E44D7"/>
+    <w:multiLevelType w:val="hybridMultilevel"/>
+    <w:tmpl w:val="21540B44"/>
+    <w:lvl w:ilvl="0" w:tplc="45262BFE">
+      <w:numFmt w:val="bullet"/>
+      <w:lvlText w:val=""/>
+      <w:lvlJc w:val="left"/>
+      <w:pPr>
+        <w:ind w:left="720" w:hanging="360"/>
+      </w:pPr>
+      <w:rPr>
+        <w:rFonts w:ascii="Calibri" w:eastAsia="Times New Roman" w:hAnsi="Calibri" w:cs="Calibri" w:hint="default"/>
+      </w:rPr>
+    </w:lvl>
+    <w:lvl w:ilvl="1" w:tplc="04160003" w:tentative="1">
+      <w:start w:val="1"/>
+      <w:numFmt w:val="bullet"/>
+      <w:lvlText w:val="o"/>
+      <w:lvlJc w:val="left"/>
+      <w:pPr>
+        <w:ind w:left="1440" w:hanging="360"/>
+      </w:pPr>
+      <w:rPr>
+        <w:rFonts w:ascii="Courier New" w:hAnsi="Courier New" w:cs="Courier New" w:hint="default"/>
+      </w:rPr>
+    </w:lvl>
+    <w:lvl w:ilvl="2" w:tplc="04160005" w:tentative="1">
+      <w:start w:val="1"/>
+      <w:numFmt w:val="bullet"/>
+      <w:lvlText w:val=""/>
+      <w:lvlJc w:val="left"/>
+      <w:pPr>
+        <w:ind w:left="2160" w:hanging="360"/>
+      </w:pPr>
+      <w:rPr>
+        <w:rFonts w:ascii="Wingdings" w:hAnsi="Wingdings" w:hint="default"/>
+      </w:rPr>
+    </w:lvl>
+    <w:lvl w:ilvl="3" w:tplc="04160001" w:tentative="1">
+      <w:start w:val="1"/>
+      <w:numFmt w:val="bullet"/>
+      <w:lvlText w:val=""/>
+      <w:lvlJc w:val="left"/>
+      <w:pPr>
+        <w:ind w:left="2880" w:hanging="360"/>
+      </w:pPr>
+      <w:rPr>
+        <w:rFonts w:ascii="Symbol" w:hAnsi="Symbol" w:hint="default"/>
+      </w:rPr>
+    </w:lvl>
+    <w:lvl w:ilvl="4" w:tplc="04160003" w:tentative="1">
+      <w:start w:val="1"/>
+      <w:numFmt w:val="bullet"/>
+      <w:lvlText w:val="o"/>
+      <w:lvlJc w:val="left"/>
+      <w:pPr>
+        <w:ind w:left="3600" w:hanging="360"/>
+      </w:pPr>
+      <w:rPr>
+        <w:rFonts w:ascii="Courier New" w:hAnsi="Courier New" w:cs="Courier New" w:hint="default"/>
+      </w:rPr>
+    </w:lvl>
+    <w:lvl w:ilvl="5" w:tplc="04160005" w:tentative="1">
+      <w:start w:val="1"/>
+      <w:numFmt w:val="bullet"/>
+      <w:lvlText w:val=""/>
+      <w:lvlJc w:val="left"/>
+      <w:pPr>
+        <w:ind w:left="4320" w:hanging="360"/>
+      </w:pPr>
+      <w:rPr>
+        <w:rFonts w:ascii="Wingdings" w:hAnsi="Wingdings" w:hint="default"/>
+      </w:rPr>
+    </w:lvl>
+    <w:lvl w:ilvl="6" w:tplc="04160001" w:tentative="1">
+      <w:start w:val="1"/>
+      <w:numFmt w:val="bullet"/>
+      <w:lvlText w:val=""/>
+      <w:lvlJc w:val="left"/>
+      <w:pPr>
+        <w:ind w:left="5040" w:hanging="360"/>
+      </w:pPr>
+      <w:rPr>
+        <w:rFonts w:ascii="Symbol" w:hAnsi="Symbol" w:hint="default"/>
+      </w:rPr>
+    </w:lvl>
+    <w:lvl w:ilvl="7" w:tplc="04160003" w:tentative="1">
+      <w:start w:val="1"/>
+      <w:numFmt w:val="bullet"/>
+      <w:lvlText w:val="o"/>
+      <w:lvlJc w:val="left"/>
+      <w:pPr>
+        <w:ind w:left="5760" w:hanging="360"/>
+      </w:pPr>
+      <w:rPr>
+        <w:rFonts w:ascii="Courier New" w:hAnsi="Courier New" w:cs="Courier New" w:hint="default"/>
+      </w:rPr>
+    </w:lvl>
+    <w:lvl w:ilvl="8" w:tplc="04160005" w:tentative="1">
+      <w:start w:val="1"/>
+      <w:numFmt w:val="bullet"/>
+      <w:lvlText w:val=""/>
+      <w:lvlJc w:val="left"/>
+      <w:pPr>
+        <w:ind w:left="6480" w:hanging="360"/>
+      </w:pPr>
+      <w:rPr>
+        <w:rFonts w:ascii="Wingdings" w:hAnsi="Wingdings" w:hint="default"/>
+      </w:rPr>
+    </w:lvl>
+  </w:abstractNum>
+  <w:abstractNum w:abstractNumId="3">
+    <w:nsid w:val="652456CC"/>
+    <w:multiLevelType w:val="multilevel"/>
+    <w:tmpl w:val="457C394E"/>
+    <w:lvl w:ilvl="0">
+      <w:start w:val="1"/>
+      <w:numFmt w:val="bullet"/>
+      <w:lvlText w:val=""/>
+      <w:lvlJc w:val="left"/>
+      <w:pPr>
+        <w:tabs>
+          <w:tab w:val="num" w:pos="720"/>
+        </w:tabs>
+        <w:ind w:left="720" w:hanging="360"/>
+      </w:pPr>
+      <w:rPr>
+        <w:rFonts w:ascii="Symbol" w:hAnsi="Symbol" w:hint="default"/>
+        <w:sz w:val="20"/>
+      </w:rPr>
+    </w:lvl>
+    <w:lvl w:ilvl="1" w:tentative="1">
+      <w:start w:val="1"/>
+      <w:numFmt w:val="bullet"/>
+      <w:lvlText w:val="o"/>
+      <w:lvlJc w:val="left"/>
+      <w:pPr>
+        <w:tabs>
+          <w:tab w:val="num" w:pos="1440"/>
+        </w:tabs>
+        <w:ind w:left="1440" w:hanging="360"/>
+      </w:pPr>
+      <w:rPr>
+        <w:rFonts w:ascii="Courier New" w:hAnsi="Courier New" w:hint="default"/>
+        <w:sz w:val="20"/>
+      </w:rPr>
+    </w:lvl>
+    <w:lvl w:ilvl="2" w:tentative="1">
+      <w:start w:val="1"/>
+      <w:numFmt w:val="bullet"/>
+      <w:lvlText w:val=""/>
+      <w:lvlJc w:val="left"/>
+      <w:pPr>
+        <w:tabs>
+          <w:tab w:val="num" w:pos="2160"/>
+        </w:tabs>
+        <w:ind w:left="2160" w:hanging="360"/>
+      </w:pPr>
+      <w:rPr>
+        <w:rFonts w:ascii="Wingdings" w:hAnsi="Wingdings" w:hint="default"/>
+        <w:sz w:val="20"/>
+      </w:rPr>
+    </w:lvl>
+    <w:lvl w:ilvl="3" w:tentative="1">
+      <w:start w:val="1"/>
+      <w:numFmt w:val="bullet"/>
+      <w:lvlText w:val=""/>
+      <w:lvlJc w:val="left"/>
+      <w:pPr>
+        <w:tabs>
+          <w:tab w:val="num" w:pos="2880"/>
+        </w:tabs>
+        <w:ind w:left="2880" w:hanging="360"/>
+      </w:pPr>
+      <w:rPr>
+        <w:rFonts w:ascii="Wingdings" w:hAnsi="Wingdings" w:hint="default"/>
+        <w:sz w:val="20"/>
+      </w:rPr>
+    </w:lvl>
+    <w:lvl w:ilvl="4" w:tentative="1">
+      <w:start w:val="1"/>
+      <w:numFmt w:val="bullet"/>
+      <w:lvlText w:val=""/>
+      <w:lvlJc w:val="left"/>
+      <w:pPr>
+        <w:tabs>
+          <w:tab w:val="num" w:pos="3600"/>
+        </w:tabs>
+        <w:ind w:left="3600" w:hanging="360"/>
+      </w:pPr>
+      <w:rPr>
+        <w:rFonts w:ascii="Wingdings" w:hAnsi="Wingdings" w:hint="default"/>
+        <w:sz w:val="20"/>
+      </w:rPr>
+    </w:lvl>
+    <w:lvl w:ilvl="5" w:tentative="1">
+      <w:start w:val="1"/>
+      <w:numFmt w:val="bullet"/>
+      <w:lvlText w:val=""/>
+      <w:lvlJc w:val="left"/>
+      <w:pPr>
+        <w:tabs>
+          <w:tab w:val="num" w:pos="4320"/>
+        </w:tabs>
+        <w:ind w:left="4320" w:hanging="360"/>
+      </w:pPr>
+      <w:rPr>
+        <w:rFonts w:ascii="Wingdings" w:hAnsi="Wingdings" w:hint="default"/>
+        <w:sz w:val="20"/>
+      </w:rPr>
+    </w:lvl>
+    <w:lvl w:ilvl="6" w:tentative="1">
+      <w:start w:val="1"/>
+      <w:numFmt w:val="bullet"/>
+      <w:lvlText w:val=""/>
+      <w:lvlJc w:val="left"/>
+      <w:pPr>
+        <w:tabs>
+          <w:tab w:val="num" w:pos="5040"/>
+        </w:tabs>
+        <w:ind w:left="5040" w:hanging="360"/>
+      </w:pPr>
+      <w:rPr>
+        <w:rFonts w:ascii="Wingdings" w:hAnsi="Wingdings" w:hint="default"/>
+        <w:sz w:val="20"/>
+      </w:rPr>
+    </w:lvl>
+    <w:lvl w:ilvl="7" w:tentative="1">
+      <w:start w:val="1"/>
+      <w:numFmt w:val="bullet"/>
+      <w:lvlText w:val=""/>
+      <w:lvlJc w:val="left"/>
+      <w:pPr>
+        <w:tabs>
+          <w:tab w:val="num" w:pos="5760"/>
+        </w:tabs>
+        <w:ind w:left="5760" w:hanging="360"/>
+      </w:pPr>
+      <w:rPr>
+        <w:rFonts w:ascii="Wingdings" w:hAnsi="Wingdings" w:hint="default"/>
+        <w:sz w:val="20"/>
+      </w:rPr>
+    </w:lvl>
+    <w:lvl w:ilvl="8" w:tentative="1">
+      <w:start w:val="1"/>
+      <w:numFmt w:val="bullet"/>
+      <w:lvlText w:val=""/>
+      <w:lvlJc w:val="left"/>
+      <w:pPr>
+        <w:tabs>
+          <w:tab w:val="num" w:pos="6480"/>
+        </w:tabs>
+        <w:ind w:left="6480" w:hanging="360"/>
+      </w:pPr>
+      <w:rPr>
+        <w:rFonts w:ascii="Wingdings" w:hAnsi="Wingdings" w:hint="default"/>
+        <w:sz w:val="20"/>
+      </w:rPr>
+    </w:lvl>
+  </w:abstractNum>
+  <w:abstractNum w:abstractNumId="4">
+    <w:nsid w:val="6A0C2C8A"/>
+    <w:multiLevelType w:val="hybridMultilevel"/>
+    <w:tmpl w:val="A9F255C4"/>
+    <w:lvl w:ilvl="0" w:tplc="04160001">
+      <w:start w:val="1"/>
+      <w:numFmt w:val="bullet"/>
+      <w:lvlText w:val=""/>
+      <w:lvlJc w:val="left"/>
+      <w:pPr>
+        <w:ind w:left="720" w:hanging="360"/>
+      </w:pPr>
+      <w:rPr>
+        <w:rFonts w:ascii="Symbol" w:hAnsi="Symbol" w:hint="default"/>
+      </w:rPr>
+    </w:lvl>
+    <w:lvl w:ilvl="1" w:tplc="04160003" w:tentative="1">
+      <w:start w:val="1"/>
+      <w:numFmt w:val="bullet"/>
+      <w:lvlText w:val="o"/>
+      <w:lvlJc w:val="left"/>
+      <w:pPr>
+        <w:ind w:left="1440" w:hanging="360"/>
+      </w:pPr>
+      <w:rPr>
+        <w:rFonts w:ascii="Courier New" w:hAnsi="Courier New" w:cs="Courier New" w:hint="default"/>
+      </w:rPr>
+    </w:lvl>
+    <w:lvl w:ilvl="2" w:tplc="04160005" w:tentative="1">
+      <w:start w:val="1"/>
+      <w:numFmt w:val="bullet"/>
+      <w:lvlText w:val=""/>
+      <w:lvlJc w:val="left"/>
+      <w:pPr>
+        <w:ind w:left="2160" w:hanging="360"/>
+      </w:pPr>
+      <w:rPr>
+        <w:rFonts w:ascii="Wingdings" w:hAnsi="Wingdings" w:hint="default"/>
+      </w:rPr>
+    </w:lvl>
+    <w:lvl w:ilvl="3" w:tplc="04160001" w:tentative="1">
+      <w:start w:val="1"/>
+      <w:numFmt w:val="bullet"/>
+      <w:lvlText w:val=""/>
+      <w:lvlJc w:val="left"/>
+      <w:pPr>
+        <w:ind w:left="2880" w:hanging="360"/>
+      </w:pPr>
+      <w:rPr>
+        <w:rFonts w:ascii="Symbol" w:hAnsi="Symbol" w:hint="default"/>
+      </w:rPr>
+    </w:lvl>
+    <w:lvl w:ilvl="4" w:tplc="04160003" w:tentative="1">
+      <w:start w:val="1"/>
+      <w:numFmt w:val="bullet"/>
+      <w:lvlText w:val="o"/>
+      <w:lvlJc w:val="left"/>
+      <w:pPr>
+        <w:ind w:left="3600" w:hanging="360"/>
+      </w:pPr>
+      <w:rPr>
+        <w:rFonts w:ascii="Courier New" w:hAnsi="Courier New" w:cs="Courier New" w:hint="default"/>
+      </w:rPr>
+    </w:lvl>
+    <w:lvl w:ilvl="5" w:tplc="04160005" w:tentative="1">
+      <w:start w:val="1"/>
+      <w:numFmt w:val="bullet"/>
+      <w:lvlText w:val=""/>
+      <w:lvlJc w:val="left"/>
+      <w:pPr>
+        <w:ind w:left="4320" w:hanging="360"/>
+      </w:pPr>
+      <w:rPr>
+        <w:rFonts w:ascii="Wingdings" w:hAnsi="Wingdings" w:hint="default"/>
+      </w:rPr>
+    </w:lvl>
+    <w:lvl w:ilvl="6" w:tplc="04160001" w:tentative="1">
+      <w:start w:val="1"/>
+      <w:numFmt w:val="bullet"/>
+      <w:lvlText w:val=""/>
+      <w:lvlJc w:val="left"/>
+      <w:pPr>
+        <w:ind w:left="5040" w:hanging="360"/>
+      </w:pPr>
+      <w:rPr>
+        <w:rFonts w:ascii="Symbol" w:hAnsi="Symbol" w:hint="default"/>
+      </w:rPr>
+    </w:lvl>
+    <w:lvl w:ilvl="7" w:tplc="04160003" w:tentative="1">
+      <w:start w:val="1"/>
+      <w:numFmt w:val="bullet"/>
+      <w:lvlText w:val="o"/>
+      <w:lvlJc w:val="left"/>
+      <w:pPr>
+        <w:ind w:left="5760" w:hanging="360"/>
+      </w:pPr>
+      <w:rPr>
+        <w:rFonts w:ascii="Courier New" w:hAnsi="Courier New" w:cs="Courier New" w:hint="default"/>
+      </w:rPr>
+    </w:lvl>
+    <w:lvl w:ilvl="8" w:tplc="04160005" w:tentative="1">
+      <w:start w:val="1"/>
+      <w:numFmt w:val="bullet"/>
+      <w:lvlText w:val=""/>
+      <w:lvlJc w:val="left"/>
+      <w:pPr>
+        <w:ind w:left="6480" w:hanging="360"/>
+      </w:pPr>
+      <w:rPr>
+        <w:rFonts w:ascii="Wingdings" w:hAnsi="Wingdings" w:hint="default"/>
+      </w:rPr>
+    </w:lvl>
+  </w:abstractNum>
+  <w:num w:numId="1">
+    <w:abstractNumId w:val="4"/>
+  </w:num>
+  <w:num w:numId="2">
+    <w:abstractNumId w:val="2"/>
+  </w:num>
+  <w:num w:numId="3">
+    <w:abstractNumId w:val="0"/>
+  </w:num>
+  <w:num w:numId="4">
+    <w:abstractNumId w:val="1"/>
+  </w:num>
+  <w:num w:numId="5">
+    <w:abstractNumId w:val="3"/>
+  </w:num>
+</w:numbering>
 </file>
 
 <file path=word/styles.xml><?xml version="1.0" encoding="utf-8"?>
@@ -174,6 +1573,26 @@
     <w:qFormat/>
     <w:rsid w:val="00C42EFA"/>
   </w:style>
+  <w:style w:type="paragraph" w:styleId="Ttulo3">
+    <w:name w:val="heading 3"/>
+    <w:basedOn w:val="Normal"/>
+    <w:link w:val="Ttulo3Char"/>
+    <w:uiPriority w:val="9"/>
+    <w:qFormat/>
+    <w:rsid w:val="00762DA4"/>
+    <w:pPr>
+      <w:spacing w:before="100" w:beforeAutospacing="1" w:after="100" w:afterAutospacing="1" w:line="240" w:lineRule="auto"/>
+      <w:outlineLvl w:val="2"/>
+    </w:pPr>
+    <w:rPr>
+      <w:rFonts w:ascii="Times New Roman" w:eastAsia="Times New Roman" w:hAnsi="Times New Roman" w:cs="Times New Roman"/>
+      <w:b/>
+      <w:bCs/>
+      <w:sz w:val="27"/>
+      <w:szCs w:val="27"/>
+      <w:lang w:eastAsia="pt-BR"/>
+    </w:rPr>
+  </w:style>
   <w:style w:type="character" w:default="1" w:styleId="Fontepargpadro">
     <w:name w:val="Default Paragraph Font"/>
     <w:uiPriority w:val="1"/>
@@ -201,6 +1620,120 @@
     <w:uiPriority w:val="99"/>
     <w:semiHidden/>
     <w:unhideWhenUsed/>
+  </w:style>
+  <w:style w:type="character" w:customStyle="1" w:styleId="t286pc">
+    <w:name w:val="t286pc"/>
+    <w:basedOn w:val="Fontepargpadro"/>
+    <w:rsid w:val="00A4186D"/>
+  </w:style>
+  <w:style w:type="character" w:styleId="CdigoHTML">
+    <w:name w:val="HTML Code"/>
+    <w:basedOn w:val="Fontepargpadro"/>
+    <w:uiPriority w:val="99"/>
+    <w:semiHidden/>
+    <w:unhideWhenUsed/>
+    <w:rsid w:val="00A4186D"/>
+    <w:rPr>
+      <w:rFonts w:ascii="Courier New" w:eastAsia="Times New Roman" w:hAnsi="Courier New" w:cs="Courier New"/>
+      <w:sz w:val="20"/>
+      <w:szCs w:val="20"/>
+    </w:rPr>
+  </w:style>
+  <w:style w:type="character" w:styleId="Hyperlink">
+    <w:name w:val="Hyperlink"/>
+    <w:basedOn w:val="Fontepargpadro"/>
+    <w:uiPriority w:val="99"/>
+    <w:semiHidden/>
+    <w:unhideWhenUsed/>
+    <w:rsid w:val="00A4186D"/>
+    <w:rPr>
+      <w:color w:val="0000FF"/>
+      <w:u w:val="single"/>
+    </w:rPr>
+  </w:style>
+  <w:style w:type="paragraph" w:styleId="PargrafodaLista">
+    <w:name w:val="List Paragraph"/>
+    <w:basedOn w:val="Normal"/>
+    <w:uiPriority w:val="34"/>
+    <w:qFormat/>
+    <w:rsid w:val="002173E7"/>
+    <w:pPr>
+      <w:ind w:left="720"/>
+      <w:contextualSpacing/>
+    </w:pPr>
+  </w:style>
+  <w:style w:type="character" w:customStyle="1" w:styleId="Ttulo3Char">
+    <w:name w:val="Título 3 Char"/>
+    <w:basedOn w:val="Fontepargpadro"/>
+    <w:link w:val="Ttulo3"/>
+    <w:uiPriority w:val="9"/>
+    <w:rsid w:val="00762DA4"/>
+    <w:rPr>
+      <w:rFonts w:ascii="Times New Roman" w:eastAsia="Times New Roman" w:hAnsi="Times New Roman" w:cs="Times New Roman"/>
+      <w:b/>
+      <w:bCs/>
+      <w:sz w:val="27"/>
+      <w:szCs w:val="27"/>
+      <w:lang w:eastAsia="pt-BR"/>
+    </w:rPr>
+  </w:style>
+  <w:style w:type="paragraph" w:styleId="NormalWeb">
+    <w:name w:val="Normal (Web)"/>
+    <w:basedOn w:val="Normal"/>
+    <w:uiPriority w:val="99"/>
+    <w:semiHidden/>
+    <w:unhideWhenUsed/>
+    <w:rsid w:val="00762DA4"/>
+    <w:pPr>
+      <w:spacing w:before="100" w:beforeAutospacing="1" w:after="100" w:afterAutospacing="1" w:line="240" w:lineRule="auto"/>
+    </w:pPr>
+    <w:rPr>
+      <w:rFonts w:ascii="Times New Roman" w:eastAsia="Times New Roman" w:hAnsi="Times New Roman" w:cs="Times New Roman"/>
+      <w:sz w:val="24"/>
+      <w:szCs w:val="24"/>
+      <w:lang w:eastAsia="pt-BR"/>
+    </w:rPr>
+  </w:style>
+  <w:style w:type="character" w:styleId="Forte">
+    <w:name w:val="Strong"/>
+    <w:basedOn w:val="Fontepargpadro"/>
+    <w:uiPriority w:val="22"/>
+    <w:qFormat/>
+    <w:rsid w:val="00762DA4"/>
+    <w:rPr>
+      <w:b/>
+      <w:bCs/>
+    </w:rPr>
+  </w:style>
+  <w:style w:type="paragraph" w:styleId="Textodebalo">
+    <w:name w:val="Balloon Text"/>
+    <w:basedOn w:val="Normal"/>
+    <w:link w:val="TextodebaloChar"/>
+    <w:uiPriority w:val="99"/>
+    <w:semiHidden/>
+    <w:unhideWhenUsed/>
+    <w:rsid w:val="00393602"/>
+    <w:pPr>
+      <w:spacing w:after="0" w:line="240" w:lineRule="auto"/>
+    </w:pPr>
+    <w:rPr>
+      <w:rFonts w:ascii="Tahoma" w:hAnsi="Tahoma" w:cs="Tahoma"/>
+      <w:sz w:val="16"/>
+      <w:szCs w:val="16"/>
+    </w:rPr>
+  </w:style>
+  <w:style w:type="character" w:customStyle="1" w:styleId="TextodebaloChar">
+    <w:name w:val="Texto de balão Char"/>
+    <w:basedOn w:val="Fontepargpadro"/>
+    <w:link w:val="Textodebalo"/>
+    <w:uiPriority w:val="99"/>
+    <w:semiHidden/>
+    <w:rsid w:val="00393602"/>
+    <w:rPr>
+      <w:rFonts w:ascii="Tahoma" w:hAnsi="Tahoma" w:cs="Tahoma"/>
+      <w:sz w:val="16"/>
+      <w:szCs w:val="16"/>
+    </w:rPr>
   </w:style>
 </w:styles>
 </file>
